--- a/analyses/centralapps/fvs/01_fvssimulations/Running FVS through Python.docx
+++ b/analyses/centralapps/fvs/01_fvssimulations/Running FVS through Python.docx
@@ -1,6 +1,6 @@
 
 <file path=word/document.xml><?xml version="1.0" encoding="utf-8"?>
-<w:document xmlns:wpc="http://schemas.microsoft.com/office/word/2010/wordprocessingCanvas" xmlns:cx="http://schemas.microsoft.com/office/drawing/2014/chartex" xmlns:cx1="http://schemas.microsoft.com/office/drawing/2015/9/8/chartex" xmlns:cx2="http://schemas.microsoft.com/office/drawing/2015/10/21/chartex" xmlns:cx3="http://schemas.microsoft.com/office/drawing/2016/5/9/chartex" xmlns:cx4="http://schemas.microsoft.com/office/drawing/2016/5/10/chartex" xmlns:cx5="http://schemas.microsoft.com/office/drawing/2016/5/11/chartex" xmlns:cx6="http://schemas.microsoft.com/office/drawing/2016/5/12/chartex" xmlns:cx7="http://schemas.microsoft.com/office/drawing/2016/5/13/chartex" xmlns:cx8="http://schemas.microsoft.com/office/drawing/2016/5/14/chartex" xmlns:mc="http://schemas.openxmlformats.org/markup-compatibility/2006" xmlns:aink="http://schemas.microsoft.com/office/drawing/2016/ink" xmlns:am3d="http://schemas.microsoft.com/office/drawing/2017/model3d" xmlns:o="urn:schemas-microsoft-com:office:office" xmlns:oel="http://schemas.microsoft.com/office/2019/extlst" xmlns:r="http://schemas.openxmlformats.org/officeDocument/2006/relationships" xmlns:m="http://schemas.openxmlformats.org/officeDocument/2006/math" xmlns:v="urn:schemas-microsoft-com:vml" xmlns:wp14="http://schemas.microsoft.com/office/word/2010/wordprocessingDrawing" xmlns:wp="http://schemas.openxmlformats.org/drawingml/2006/wordprocessingDrawing" xmlns:w10="urn:schemas-microsoft-com:office:word" xmlns:w="http://schemas.openxmlformats.org/wordprocessingml/2006/main" xmlns:w14="http://schemas.microsoft.com/office/word/2010/wordml" xmlns:w15="http://schemas.microsoft.com/office/word/2012/wordml" xmlns:w16cex="http://schemas.microsoft.com/office/word/2018/wordml/cex" xmlns:w16cid="http://schemas.microsoft.com/office/word/2016/wordml/cid" xmlns:w16="http://schemas.microsoft.com/office/word/2018/wordml" xmlns:w16du="http://schemas.microsoft.com/office/word/2023/wordml/word16du" xmlns:w16sdtdh="http://schemas.microsoft.com/office/word/2020/wordml/sdtdatahash" xmlns:w16se="http://schemas.microsoft.com/office/word/2015/wordml/symex" xmlns:wpg="http://schemas.microsoft.com/office/word/2010/wordprocessingGroup" xmlns:wpi="http://schemas.microsoft.com/office/word/2010/wordprocessingInk" xmlns:wne="http://schemas.microsoft.com/office/word/2006/wordml" xmlns:wps="http://schemas.microsoft.com/office/word/2010/wordprocessingShape" mc:Ignorable="w14 w15 w16se w16cid w16 w16cex w16sdtdh w16du wp14">
+<w:document xmlns:wpc="http://schemas.microsoft.com/office/word/2010/wordprocessingCanvas" xmlns:cx="http://schemas.microsoft.com/office/drawing/2014/chartex" xmlns:cx1="http://schemas.microsoft.com/office/drawing/2015/9/8/chartex" xmlns:cx2="http://schemas.microsoft.com/office/drawing/2015/10/21/chartex" xmlns:cx3="http://schemas.microsoft.com/office/drawing/2016/5/9/chartex" xmlns:cx4="http://schemas.microsoft.com/office/drawing/2016/5/10/chartex" xmlns:cx5="http://schemas.microsoft.com/office/drawing/2016/5/11/chartex" xmlns:cx6="http://schemas.microsoft.com/office/drawing/2016/5/12/chartex" xmlns:cx7="http://schemas.microsoft.com/office/drawing/2016/5/13/chartex" xmlns:cx8="http://schemas.microsoft.com/office/drawing/2016/5/14/chartex" xmlns:mc="http://schemas.openxmlformats.org/markup-compatibility/2006" xmlns:aink="http://schemas.microsoft.com/office/drawing/2016/ink" xmlns:am3d="http://schemas.microsoft.com/office/drawing/2017/model3d" xmlns:o="urn:schemas-microsoft-com:office:office" xmlns:oel="http://schemas.microsoft.com/office/2019/extlst" xmlns:r="http://schemas.openxmlformats.org/officeDocument/2006/relationships" xmlns:m="http://schemas.openxmlformats.org/officeDocument/2006/math" xmlns:v="urn:schemas-microsoft-com:vml" xmlns:wp14="http://schemas.microsoft.com/office/word/2010/wordprocessingDrawing" xmlns:wp="http://schemas.openxmlformats.org/drawingml/2006/wordprocessingDrawing" xmlns:w10="urn:schemas-microsoft-com:office:word" xmlns:w="http://schemas.openxmlformats.org/wordprocessingml/2006/main" xmlns:w14="http://schemas.microsoft.com/office/word/2010/wordml" xmlns:w15="http://schemas.microsoft.com/office/word/2012/wordml" xmlns:w16cex="http://schemas.microsoft.com/office/word/2018/wordml/cex" xmlns:w16cid="http://schemas.microsoft.com/office/word/2016/wordml/cid" xmlns:w16="http://schemas.microsoft.com/office/word/2018/wordml" xmlns:w16du="http://schemas.microsoft.com/office/word/2023/wordml/word16du" xmlns:w16sdtdh="http://schemas.microsoft.com/office/word/2020/wordml/sdtdatahash" xmlns:w16sdtfl="http://schemas.microsoft.com/office/word/2024/wordml/sdtformatlock" xmlns:w16se="http://schemas.microsoft.com/office/word/2015/wordml/symex" xmlns:wpg="http://schemas.microsoft.com/office/word/2010/wordprocessingGroup" xmlns:wpi="http://schemas.microsoft.com/office/word/2010/wordprocessingInk" xmlns:wne="http://schemas.microsoft.com/office/word/2006/wordml" xmlns:wps="http://schemas.microsoft.com/office/word/2010/wordprocessingShape" mc:Ignorable="w14 w15 w16se w16cid w16 w16cex w16sdtdh w16sdtfl w16du wp14">
   <w:body>
     <w:p>
       <w:pPr>
@@ -56,6 +56,17 @@
         </w:numPr>
       </w:pPr>
       <w:r>
+        <w:t>Make sure Xcode is installed on your computer</w:t>
+      </w:r>
+    </w:p>
+    <w:p>
+      <w:pPr>
+        <w:numPr>
+          <w:ilvl w:val="0"/>
+          <w:numId w:val="1"/>
+        </w:numPr>
+      </w:pPr>
+      <w:r>
         <w:t xml:space="preserve">Create a new git repository after forming a new fork from the </w:t>
       </w:r>
       <w:proofErr w:type="spellStart"/>
@@ -74,7 +85,7 @@
           <w:numId w:val="1"/>
         </w:numPr>
       </w:pPr>
-      <w:hyperlink w:history="1" r:id="rId5">
+      <w:hyperlink r:id="rId5" w:history="1">
         <w:r>
           <w:rPr>
             <w:rStyle w:val="Hyperlink"/>
@@ -112,7 +123,7 @@
       <w:r>
         <w:t xml:space="preserve">Go here to download zip: </w:t>
       </w:r>
-      <w:hyperlink w:history="1" r:id="rId6">
+      <w:hyperlink r:id="rId6" w:history="1">
         <w:r>
           <w:rPr>
             <w:rStyle w:val="Hyperlink"/>
@@ -207,7 +218,15 @@
       </w:r>
       <w:proofErr w:type="gramEnd"/>
       <w:r>
-        <w:t xml:space="preserve">/volume or ../volume/NVEL directories. You don’t have to rerun </w:t>
+        <w:t>/volume or</w:t>
+      </w:r>
+      <w:proofErr w:type="gramStart"/>
+      <w:r>
+        <w:t xml:space="preserve"> ..</w:t>
+      </w:r>
+      <w:proofErr w:type="gramEnd"/>
+      <w:r>
+        <w:t xml:space="preserve">/volume/NVEL directories. You don’t have to rerun </w:t>
       </w:r>
       <w:proofErr w:type="spellStart"/>
       <w:r>
@@ -248,7 +267,7 @@
       <w:r>
         <w:t xml:space="preserve">Download </w:t>
       </w:r>
-      <w:hyperlink w:history="1" r:id="rId7">
+      <w:hyperlink r:id="rId7" w:history="1">
         <w:r>
           <w:rPr>
             <w:rStyle w:val="Hyperlink"/>
@@ -280,7 +299,7 @@
         <w:t xml:space="preserve"> since the files can be very large)</w:t>
       </w:r>
     </w:p>
-    <w:p w14:noSpellErr="1">
+    <w:p>
       <w:pPr>
         <w:pStyle w:val="ListParagraph"/>
         <w:numPr>
@@ -291,7 +310,7 @@
           <w:rStyle w:val="Hyperlink"/>
         </w:rPr>
       </w:pPr>
-      <w:hyperlink r:id="R12d31d1dc4654b33">
+      <w:hyperlink r:id="rId8">
         <w:r>
           <w:rPr>
             <w:rStyle w:val="Hyperlink"/>
@@ -307,18 +326,16 @@
           <w:ilvl w:val="1"/>
           <w:numId w:val="2"/>
         </w:numPr>
-        <w:rPr/>
-      </w:pPr>
-      <w:r>
-        <w:rPr/>
+      </w:pPr>
+      <w:r>
         <w:t>You will need a main folder (e.g., “</w:t>
       </w:r>
-      <w:r>
-        <w:rPr/>
+      <w:proofErr w:type="spellStart"/>
+      <w:r>
         <w:t>gmf</w:t>
       </w:r>
-      <w:r>
-        <w:rPr/>
+      <w:proofErr w:type="spellEnd"/>
+      <w:r>
         <w:t>”) with the following additional folders and code:</w:t>
       </w:r>
     </w:p>
@@ -329,15 +346,9 @@
           <w:ilvl w:val="2"/>
           <w:numId w:val="2"/>
         </w:numPr>
-        <w:suppressLineNumbers w:val="0"/>
-        <w:bidi w:val="0"/>
-        <w:spacing w:before="0" w:beforeAutospacing="off" w:after="0" w:afterAutospacing="off" w:line="259" w:lineRule="auto"/>
-        <w:ind w:left="2160" w:right="0" w:hanging="180"/>
-        <w:jc w:val="left"/>
-        <w:rPr/>
-      </w:pPr>
-      <w:r>
-        <w:rPr/>
+        <w:spacing w:line="259" w:lineRule="auto"/>
+      </w:pPr>
+      <w:r>
         <w:t>Folders</w:t>
       </w:r>
     </w:p>
@@ -348,15 +359,9 @@
           <w:ilvl w:val="3"/>
           <w:numId w:val="2"/>
         </w:numPr>
-        <w:suppressLineNumbers w:val="0"/>
-        <w:bidi w:val="0"/>
-        <w:spacing w:before="0" w:beforeAutospacing="off" w:after="0" w:afterAutospacing="off" w:line="259" w:lineRule="auto"/>
-        <w:ind w:right="0"/>
-        <w:jc w:val="left"/>
-        <w:rPr/>
-      </w:pPr>
-      <w:r>
-        <w:rPr/>
+        <w:spacing w:line="259" w:lineRule="auto"/>
+      </w:pPr>
+      <w:r>
         <w:t>Empty “input” folder</w:t>
       </w:r>
     </w:p>
@@ -367,15 +372,9 @@
           <w:ilvl w:val="3"/>
           <w:numId w:val="2"/>
         </w:numPr>
-        <w:suppressLineNumbers w:val="0"/>
-        <w:bidi w:val="0"/>
-        <w:spacing w:before="0" w:beforeAutospacing="off" w:after="0" w:afterAutospacing="off" w:line="259" w:lineRule="auto"/>
-        <w:ind w:right="0"/>
-        <w:jc w:val="left"/>
-        <w:rPr/>
-      </w:pPr>
-      <w:r>
-        <w:rPr/>
+        <w:spacing w:line="259" w:lineRule="auto"/>
+      </w:pPr>
+      <w:r>
         <w:t>Empty “output” folder</w:t>
       </w:r>
     </w:p>
@@ -386,57 +385,44 @@
           <w:ilvl w:val="3"/>
           <w:numId w:val="2"/>
         </w:numPr>
-        <w:suppressLineNumbers w:val="0"/>
-        <w:bidi w:val="0"/>
-        <w:spacing w:before="0" w:beforeAutospacing="off" w:after="0" w:afterAutospacing="off" w:line="259" w:lineRule="auto"/>
-        <w:ind w:right="0"/>
-        <w:jc w:val="left"/>
-        <w:rPr/>
-      </w:pPr>
-      <w:r>
-        <w:rPr/>
+        <w:spacing w:line="259" w:lineRule="auto"/>
+      </w:pPr>
+      <w:r>
         <w:t>“</w:t>
       </w:r>
       <w:proofErr w:type="spellStart"/>
       <w:r>
-        <w:rPr/>
         <w:t>db</w:t>
       </w:r>
       <w:proofErr w:type="spellEnd"/>
       <w:r>
-        <w:rPr/>
         <w:t xml:space="preserve">” folder filled will </w:t>
       </w:r>
-      <w:hyperlink r:id="Ra4bdf8c1da204c8d">
+      <w:hyperlink r:id="rId9">
         <w:r>
           <w:rPr>
             <w:rStyle w:val="Hyperlink"/>
           </w:rPr>
           <w:t xml:space="preserve">all state FIA </w:t>
         </w:r>
+        <w:proofErr w:type="spellStart"/>
         <w:r>
           <w:rPr>
             <w:rStyle w:val="Hyperlink"/>
           </w:rPr>
           <w:t>dbs</w:t>
         </w:r>
+        <w:proofErr w:type="spellEnd"/>
       </w:hyperlink>
       <w:r>
-        <w:rPr/>
         <w:t xml:space="preserve"> (e.g., label as “</w:t>
       </w:r>
       <w:proofErr w:type="spellStart"/>
       <w:r>
-        <w:rPr/>
-        <w:t>FIA_VA.</w:t>
-      </w:r>
-      <w:r>
-        <w:rPr/>
-        <w:t>db</w:t>
+        <w:t>FIA_VA.db</w:t>
       </w:r>
       <w:proofErr w:type="spellEnd"/>
       <w:r>
-        <w:rPr/>
         <w:t>”)</w:t>
       </w:r>
     </w:p>
@@ -447,24 +433,10 @@
           <w:ilvl w:val="3"/>
           <w:numId w:val="2"/>
         </w:numPr>
-        <w:suppressLineNumbers w:val="0"/>
-        <w:bidi w:val="0"/>
-        <w:spacing w:before="0" w:beforeAutospacing="off" w:after="0" w:afterAutospacing="off" w:line="259" w:lineRule="auto"/>
-        <w:ind w:right="0"/>
-        <w:jc w:val="left"/>
-        <w:rPr/>
-      </w:pPr>
-      <w:r>
-        <w:rPr/>
-        <w:t>“templates” folder will all templates (e.g., use the “oak-gmf25.txt”, “oak-grow.txt”, and “oak-</w:t>
-      </w:r>
-      <w:r>
-        <w:rPr/>
-        <w:t>bau.</w:t>
-      </w:r>
-      <w:r>
-        <w:rPr/>
-        <w:t>txt” as example templates)</w:t>
+        <w:spacing w:line="259" w:lineRule="auto"/>
+      </w:pPr>
+      <w:r>
+        <w:t>“templates” folder will all templates (e.g., use the “oak-gmf25.txt”, “oak-grow.txt”, and “oak-bau.txt” as example templates)</w:t>
       </w:r>
     </w:p>
     <w:p>
@@ -474,15 +446,9 @@
           <w:ilvl w:val="2"/>
           <w:numId w:val="2"/>
         </w:numPr>
-        <w:suppressLineNumbers w:val="0"/>
-        <w:bidi w:val="0"/>
-        <w:spacing w:before="0" w:beforeAutospacing="off" w:after="0" w:afterAutospacing="off" w:line="259" w:lineRule="auto"/>
-        <w:ind w:right="0"/>
-        <w:jc w:val="left"/>
-        <w:rPr/>
-      </w:pPr>
-      <w:r>
-        <w:rPr/>
+        <w:spacing w:line="259" w:lineRule="auto"/>
+      </w:pPr>
+      <w:r>
         <w:t>Files</w:t>
       </w:r>
     </w:p>
@@ -493,15 +459,9 @@
           <w:ilvl w:val="3"/>
           <w:numId w:val="2"/>
         </w:numPr>
-        <w:suppressLineNumbers w:val="0"/>
-        <w:bidi w:val="0"/>
-        <w:spacing w:before="0" w:beforeAutospacing="off" w:after="0" w:afterAutospacing="off" w:line="259" w:lineRule="auto"/>
-        <w:ind w:right="0"/>
-        <w:jc w:val="left"/>
-        <w:rPr/>
-      </w:pPr>
-      <w:r>
-        <w:rPr/>
+        <w:spacing w:line="259" w:lineRule="auto"/>
+      </w:pPr>
+      <w:r>
         <w:t>Fia.py</w:t>
       </w:r>
     </w:p>
@@ -512,15 +472,9 @@
           <w:ilvl w:val="3"/>
           <w:numId w:val="2"/>
         </w:numPr>
-        <w:suppressLineNumbers w:val="0"/>
-        <w:bidi w:val="0"/>
-        <w:spacing w:before="0" w:beforeAutospacing="off" w:after="0" w:afterAutospacing="off" w:line="259" w:lineRule="auto"/>
-        <w:ind w:right="0"/>
-        <w:jc w:val="left"/>
-        <w:rPr/>
-      </w:pPr>
-      <w:r>
-        <w:rPr/>
+        <w:spacing w:line="259" w:lineRule="auto"/>
+      </w:pPr>
+      <w:r>
         <w:t>Fvs.py</w:t>
       </w:r>
     </w:p>
@@ -531,15 +485,9 @@
           <w:ilvl w:val="3"/>
           <w:numId w:val="2"/>
         </w:numPr>
-        <w:suppressLineNumbers w:val="0"/>
-        <w:bidi w:val="0"/>
-        <w:spacing w:before="0" w:beforeAutospacing="off" w:after="0" w:afterAutospacing="off" w:line="259" w:lineRule="auto"/>
-        <w:ind w:right="0"/>
-        <w:jc w:val="left"/>
-        <w:rPr/>
-      </w:pPr>
-      <w:r>
-        <w:rPr/>
+        <w:spacing w:line="259" w:lineRule="auto"/>
+      </w:pPr>
+      <w:r>
         <w:t>Main.py</w:t>
       </w:r>
     </w:p>
@@ -562,11 +510,22 @@
           <w:ilvl w:val="0"/>
           <w:numId w:val="2"/>
         </w:numPr>
-        <w:rPr/>
-      </w:pPr>
-      <w:r>
-        <w:rPr/>
-        <w:t>Open up to the main folder (“gmf”) you just created in Step #2</w:t>
+      </w:pPr>
+      <w:proofErr w:type="gramStart"/>
+      <w:r>
+        <w:t>Open up</w:t>
+      </w:r>
+      <w:proofErr w:type="gramEnd"/>
+      <w:r>
+        <w:t xml:space="preserve"> to the main folder (“</w:t>
+      </w:r>
+      <w:proofErr w:type="spellStart"/>
+      <w:r>
+        <w:t>gmf</w:t>
+      </w:r>
+      <w:proofErr w:type="spellEnd"/>
+      <w:r>
+        <w:t>”) you just created in Step #2</w:t>
       </w:r>
     </w:p>
     <w:p>
@@ -578,6 +537,7 @@
         </w:numPr>
       </w:pPr>
       <w:r>
+        <w:lastRenderedPageBreak/>
         <w:t>Make sure to have Python on your computer with the following packages</w:t>
       </w:r>
     </w:p>
@@ -591,7 +551,7 @@
         <w:shd w:val="clear" w:color="auto" w:fill="F5F5F5"/>
         <w:spacing w:line="270" w:lineRule="atLeast"/>
         <w:rPr>
-          <w:rFonts w:ascii="Menlo" w:hAnsi="Menlo" w:eastAsia="Times New Roman" w:cs="Menlo"/>
+          <w:rFonts w:ascii="Menlo" w:eastAsia="Times New Roman" w:hAnsi="Menlo" w:cs="Menlo"/>
           <w:color w:val="333333"/>
           <w:sz w:val="18"/>
           <w:szCs w:val="18"/>
@@ -599,7 +559,7 @@
       </w:pPr>
       <w:r>
         <w:rPr>
-          <w:rFonts w:ascii="Menlo" w:hAnsi="Menlo" w:eastAsia="Times New Roman" w:cs="Menlo"/>
+          <w:rFonts w:ascii="Menlo" w:eastAsia="Times New Roman" w:hAnsi="Menlo" w:cs="Menlo"/>
           <w:color w:val="4B69C6"/>
           <w:sz w:val="18"/>
           <w:szCs w:val="18"/>
@@ -608,7 +568,7 @@
       </w:r>
       <w:r>
         <w:rPr>
-          <w:rFonts w:ascii="Menlo" w:hAnsi="Menlo" w:eastAsia="Times New Roman" w:cs="Menlo"/>
+          <w:rFonts w:ascii="Menlo" w:eastAsia="Times New Roman" w:hAnsi="Menlo" w:cs="Menlo"/>
           <w:color w:val="333333"/>
           <w:sz w:val="18"/>
           <w:szCs w:val="18"/>
@@ -618,7 +578,7 @@
       <w:proofErr w:type="spellStart"/>
       <w:r>
         <w:rPr>
-          <w:rFonts w:ascii="Menlo" w:hAnsi="Menlo" w:eastAsia="Times New Roman" w:cs="Menlo"/>
+          <w:rFonts w:ascii="Menlo" w:eastAsia="Times New Roman" w:hAnsi="Menlo" w:cs="Menlo"/>
           <w:b/>
           <w:bCs/>
           <w:color w:val="7A3E9D"/>
@@ -630,7 +590,7 @@
       <w:proofErr w:type="spellEnd"/>
       <w:r>
         <w:rPr>
-          <w:rFonts w:ascii="Menlo" w:hAnsi="Menlo" w:eastAsia="Times New Roman" w:cs="Menlo"/>
+          <w:rFonts w:ascii="Menlo" w:eastAsia="Times New Roman" w:hAnsi="Menlo" w:cs="Menlo"/>
           <w:color w:val="333333"/>
           <w:sz w:val="18"/>
           <w:szCs w:val="18"/>
@@ -639,7 +599,7 @@
       </w:r>
       <w:r>
         <w:rPr>
-          <w:rFonts w:ascii="Menlo" w:hAnsi="Menlo" w:eastAsia="Times New Roman" w:cs="Menlo"/>
+          <w:rFonts w:ascii="Menlo" w:eastAsia="Times New Roman" w:hAnsi="Menlo" w:cs="Menlo"/>
           <w:color w:val="4B69C6"/>
           <w:sz w:val="18"/>
           <w:szCs w:val="18"/>
@@ -648,7 +608,7 @@
       </w:r>
       <w:r>
         <w:rPr>
-          <w:rFonts w:ascii="Menlo" w:hAnsi="Menlo" w:eastAsia="Times New Roman" w:cs="Menlo"/>
+          <w:rFonts w:ascii="Menlo" w:eastAsia="Times New Roman" w:hAnsi="Menlo" w:cs="Menlo"/>
           <w:color w:val="333333"/>
           <w:sz w:val="18"/>
           <w:szCs w:val="18"/>
@@ -658,7 +618,7 @@
       <w:proofErr w:type="spellStart"/>
       <w:r>
         <w:rPr>
-          <w:rFonts w:ascii="Menlo" w:hAnsi="Menlo" w:eastAsia="Times New Roman" w:cs="Menlo"/>
+          <w:rFonts w:ascii="Menlo" w:eastAsia="Times New Roman" w:hAnsi="Menlo" w:cs="Menlo"/>
           <w:b/>
           <w:bCs/>
           <w:color w:val="AA3731"/>
@@ -670,7 +630,7 @@
       <w:proofErr w:type="spellEnd"/>
       <w:r>
         <w:rPr>
-          <w:rFonts w:ascii="Menlo" w:hAnsi="Menlo" w:eastAsia="Times New Roman" w:cs="Menlo"/>
+          <w:rFonts w:ascii="Menlo" w:eastAsia="Times New Roman" w:hAnsi="Menlo" w:cs="Menlo"/>
           <w:color w:val="777777"/>
           <w:sz w:val="18"/>
           <w:szCs w:val="18"/>
@@ -679,7 +639,7 @@
       </w:r>
       <w:r>
         <w:rPr>
-          <w:rFonts w:ascii="Menlo" w:hAnsi="Menlo" w:eastAsia="Times New Roman" w:cs="Menlo"/>
+          <w:rFonts w:ascii="Menlo" w:eastAsia="Times New Roman" w:hAnsi="Menlo" w:cs="Menlo"/>
           <w:color w:val="333333"/>
           <w:sz w:val="18"/>
           <w:szCs w:val="18"/>
@@ -688,7 +648,7 @@
       </w:r>
       <w:r>
         <w:rPr>
-          <w:rFonts w:ascii="Menlo" w:hAnsi="Menlo" w:eastAsia="Times New Roman" w:cs="Menlo"/>
+          <w:rFonts w:ascii="Menlo" w:eastAsia="Times New Roman" w:hAnsi="Menlo" w:cs="Menlo"/>
           <w:b/>
           <w:bCs/>
           <w:color w:val="AA3731"/>
@@ -708,7 +668,7 @@
         <w:shd w:val="clear" w:color="auto" w:fill="F5F5F5"/>
         <w:spacing w:line="270" w:lineRule="atLeast"/>
         <w:rPr>
-          <w:rFonts w:ascii="Menlo" w:hAnsi="Menlo" w:eastAsia="Times New Roman" w:cs="Menlo"/>
+          <w:rFonts w:ascii="Menlo" w:eastAsia="Times New Roman" w:hAnsi="Menlo" w:cs="Menlo"/>
           <w:color w:val="333333"/>
           <w:sz w:val="18"/>
           <w:szCs w:val="18"/>
@@ -716,7 +676,7 @@
       </w:pPr>
       <w:r>
         <w:rPr>
-          <w:rFonts w:ascii="Menlo" w:hAnsi="Menlo" w:eastAsia="Times New Roman" w:cs="Menlo"/>
+          <w:rFonts w:ascii="Menlo" w:eastAsia="Times New Roman" w:hAnsi="Menlo" w:cs="Menlo"/>
           <w:color w:val="4B69C6"/>
           <w:sz w:val="18"/>
           <w:szCs w:val="18"/>
@@ -725,7 +685,7 @@
       </w:r>
       <w:r>
         <w:rPr>
-          <w:rFonts w:ascii="Menlo" w:hAnsi="Menlo" w:eastAsia="Times New Roman" w:cs="Menlo"/>
+          <w:rFonts w:ascii="Menlo" w:eastAsia="Times New Roman" w:hAnsi="Menlo" w:cs="Menlo"/>
           <w:color w:val="333333"/>
           <w:sz w:val="18"/>
           <w:szCs w:val="18"/>
@@ -735,7 +695,7 @@
       <w:proofErr w:type="spellStart"/>
       <w:r>
         <w:rPr>
-          <w:rFonts w:ascii="Menlo" w:hAnsi="Menlo" w:eastAsia="Times New Roman" w:cs="Menlo"/>
+          <w:rFonts w:ascii="Menlo" w:eastAsia="Times New Roman" w:hAnsi="Menlo" w:cs="Menlo"/>
           <w:b/>
           <w:bCs/>
           <w:color w:val="7A3E9D"/>
@@ -756,7 +716,7 @@
         <w:shd w:val="clear" w:color="auto" w:fill="F5F5F5"/>
         <w:spacing w:line="270" w:lineRule="atLeast"/>
         <w:rPr>
-          <w:rFonts w:ascii="Menlo" w:hAnsi="Menlo" w:eastAsia="Times New Roman" w:cs="Menlo"/>
+          <w:rFonts w:ascii="Menlo" w:eastAsia="Times New Roman" w:hAnsi="Menlo" w:cs="Menlo"/>
           <w:color w:val="333333"/>
           <w:sz w:val="18"/>
           <w:szCs w:val="18"/>
@@ -764,7 +724,7 @@
       </w:pPr>
       <w:r>
         <w:rPr>
-          <w:rFonts w:ascii="Menlo" w:hAnsi="Menlo" w:eastAsia="Times New Roman" w:cs="Menlo"/>
+          <w:rFonts w:ascii="Menlo" w:eastAsia="Times New Roman" w:hAnsi="Menlo" w:cs="Menlo"/>
           <w:color w:val="4B69C6"/>
           <w:sz w:val="18"/>
           <w:szCs w:val="18"/>
@@ -773,7 +733,7 @@
       </w:r>
       <w:r>
         <w:rPr>
-          <w:rFonts w:ascii="Menlo" w:hAnsi="Menlo" w:eastAsia="Times New Roman" w:cs="Menlo"/>
+          <w:rFonts w:ascii="Menlo" w:eastAsia="Times New Roman" w:hAnsi="Menlo" w:cs="Menlo"/>
           <w:color w:val="333333"/>
           <w:sz w:val="18"/>
           <w:szCs w:val="18"/>
@@ -782,7 +742,7 @@
       </w:r>
       <w:r>
         <w:rPr>
-          <w:rFonts w:ascii="Menlo" w:hAnsi="Menlo" w:eastAsia="Times New Roman" w:cs="Menlo"/>
+          <w:rFonts w:ascii="Menlo" w:eastAsia="Times New Roman" w:hAnsi="Menlo" w:cs="Menlo"/>
           <w:b/>
           <w:bCs/>
           <w:color w:val="7A3E9D"/>
@@ -802,7 +762,7 @@
         <w:shd w:val="clear" w:color="auto" w:fill="F5F5F5"/>
         <w:spacing w:line="270" w:lineRule="atLeast"/>
         <w:rPr>
-          <w:rFonts w:ascii="Menlo" w:hAnsi="Menlo" w:eastAsia="Times New Roman" w:cs="Menlo"/>
+          <w:rFonts w:ascii="Menlo" w:eastAsia="Times New Roman" w:hAnsi="Menlo" w:cs="Menlo"/>
           <w:color w:val="333333"/>
           <w:sz w:val="18"/>
           <w:szCs w:val="18"/>
@@ -810,7 +770,7 @@
       </w:pPr>
       <w:r>
         <w:rPr>
-          <w:rFonts w:ascii="Menlo" w:hAnsi="Menlo" w:eastAsia="Times New Roman" w:cs="Menlo"/>
+          <w:rFonts w:ascii="Menlo" w:eastAsia="Times New Roman" w:hAnsi="Menlo" w:cs="Menlo"/>
           <w:color w:val="4B69C6"/>
           <w:sz w:val="18"/>
           <w:szCs w:val="18"/>
@@ -819,7 +779,7 @@
       </w:r>
       <w:r>
         <w:rPr>
-          <w:rFonts w:ascii="Menlo" w:hAnsi="Menlo" w:eastAsia="Times New Roman" w:cs="Menlo"/>
+          <w:rFonts w:ascii="Menlo" w:eastAsia="Times New Roman" w:hAnsi="Menlo" w:cs="Menlo"/>
           <w:color w:val="333333"/>
           <w:sz w:val="18"/>
           <w:szCs w:val="18"/>
@@ -828,7 +788,7 @@
       </w:r>
       <w:r>
         <w:rPr>
-          <w:rFonts w:ascii="Menlo" w:hAnsi="Menlo" w:eastAsia="Times New Roman" w:cs="Menlo"/>
+          <w:rFonts w:ascii="Menlo" w:eastAsia="Times New Roman" w:hAnsi="Menlo" w:cs="Menlo"/>
           <w:b/>
           <w:bCs/>
           <w:color w:val="7A3E9D"/>
@@ -839,7 +799,7 @@
       </w:r>
       <w:r>
         <w:rPr>
-          <w:rFonts w:ascii="Menlo" w:hAnsi="Menlo" w:eastAsia="Times New Roman" w:cs="Menlo"/>
+          <w:rFonts w:ascii="Menlo" w:eastAsia="Times New Roman" w:hAnsi="Menlo" w:cs="Menlo"/>
           <w:color w:val="333333"/>
           <w:sz w:val="18"/>
           <w:szCs w:val="18"/>
@@ -848,7 +808,7 @@
       </w:r>
       <w:r>
         <w:rPr>
-          <w:rFonts w:ascii="Menlo" w:hAnsi="Menlo" w:eastAsia="Times New Roman" w:cs="Menlo"/>
+          <w:rFonts w:ascii="Menlo" w:eastAsia="Times New Roman" w:hAnsi="Menlo" w:cs="Menlo"/>
           <w:color w:val="4B69C6"/>
           <w:sz w:val="18"/>
           <w:szCs w:val="18"/>
@@ -857,7 +817,7 @@
       </w:r>
       <w:r>
         <w:rPr>
-          <w:rFonts w:ascii="Menlo" w:hAnsi="Menlo" w:eastAsia="Times New Roman" w:cs="Menlo"/>
+          <w:rFonts w:ascii="Menlo" w:eastAsia="Times New Roman" w:hAnsi="Menlo" w:cs="Menlo"/>
           <w:color w:val="333333"/>
           <w:sz w:val="18"/>
           <w:szCs w:val="18"/>
@@ -867,7 +827,7 @@
       <w:proofErr w:type="spellStart"/>
       <w:r>
         <w:rPr>
-          <w:rFonts w:ascii="Menlo" w:hAnsi="Menlo" w:eastAsia="Times New Roman" w:cs="Menlo"/>
+          <w:rFonts w:ascii="Menlo" w:eastAsia="Times New Roman" w:hAnsi="Menlo" w:cs="Menlo"/>
           <w:b/>
           <w:bCs/>
           <w:color w:val="7A3E9D"/>
@@ -915,7 +875,7 @@
       </w:r>
     </w:p>
     <w:sectPr>
-      <w:pgSz w:w="12240" w:h="15840" w:orient="portrait"/>
+      <w:pgSz w:w="12240" w:h="15840"/>
       <w:pgMar w:top="1440" w:right="1440" w:bottom="1440" w:left="1440" w:header="720" w:footer="720" w:gutter="0"/>
       <w:cols w:space="720"/>
       <w:docGrid w:linePitch="360"/>
@@ -925,7 +885,7 @@
 </file>
 
 <file path=word/numbering.xml><?xml version="1.0" encoding="utf-8"?>
-<w:numbering xmlns:wpc="http://schemas.microsoft.com/office/word/2010/wordprocessingCanvas" xmlns:cx="http://schemas.microsoft.com/office/drawing/2014/chartex" xmlns:cx1="http://schemas.microsoft.com/office/drawing/2015/9/8/chartex" xmlns:cx2="http://schemas.microsoft.com/office/drawing/2015/10/21/chartex" xmlns:cx3="http://schemas.microsoft.com/office/drawing/2016/5/9/chartex" xmlns:cx4="http://schemas.microsoft.com/office/drawing/2016/5/10/chartex" xmlns:cx5="http://schemas.microsoft.com/office/drawing/2016/5/11/chartex" xmlns:cx6="http://schemas.microsoft.com/office/drawing/2016/5/12/chartex" xmlns:cx7="http://schemas.microsoft.com/office/drawing/2016/5/13/chartex" xmlns:cx8="http://schemas.microsoft.com/office/drawing/2016/5/14/chartex" xmlns:mc="http://schemas.openxmlformats.org/markup-compatibility/2006" xmlns:aink="http://schemas.microsoft.com/office/drawing/2016/ink" xmlns:am3d="http://schemas.microsoft.com/office/drawing/2017/model3d" xmlns:o="urn:schemas-microsoft-com:office:office" xmlns:oel="http://schemas.microsoft.com/office/2019/extlst" xmlns:r="http://schemas.openxmlformats.org/officeDocument/2006/relationships" xmlns:m="http://schemas.openxmlformats.org/officeDocument/2006/math" xmlns:v="urn:schemas-microsoft-com:vml" xmlns:wp14="http://schemas.microsoft.com/office/word/2010/wordprocessingDrawing" xmlns:wp="http://schemas.openxmlformats.org/drawingml/2006/wordprocessingDrawing" xmlns:w10="urn:schemas-microsoft-com:office:word" xmlns:w="http://schemas.openxmlformats.org/wordprocessingml/2006/main" xmlns:w14="http://schemas.microsoft.com/office/word/2010/wordml" xmlns:w15="http://schemas.microsoft.com/office/word/2012/wordml" xmlns:w16cex="http://schemas.microsoft.com/office/word/2018/wordml/cex" xmlns:w16cid="http://schemas.microsoft.com/office/word/2016/wordml/cid" xmlns:w16="http://schemas.microsoft.com/office/word/2018/wordml" xmlns:w16du="http://schemas.microsoft.com/office/word/2023/wordml/word16du" xmlns:w16sdtdh="http://schemas.microsoft.com/office/word/2020/wordml/sdtdatahash" xmlns:w16se="http://schemas.microsoft.com/office/word/2015/wordml/symex" xmlns:wpg="http://schemas.microsoft.com/office/word/2010/wordprocessingGroup" xmlns:wpi="http://schemas.microsoft.com/office/word/2010/wordprocessingInk" xmlns:wne="http://schemas.microsoft.com/office/word/2006/wordml" xmlns:wps="http://schemas.microsoft.com/office/word/2010/wordprocessingShape" mc:Ignorable="w14 w15 w16se w16cid w16 w16cex w16sdtdh w16du wp14">
+<w:numbering xmlns:wpc="http://schemas.microsoft.com/office/word/2010/wordprocessingCanvas" xmlns:cx="http://schemas.microsoft.com/office/drawing/2014/chartex" xmlns:cx1="http://schemas.microsoft.com/office/drawing/2015/9/8/chartex" xmlns:cx2="http://schemas.microsoft.com/office/drawing/2015/10/21/chartex" xmlns:cx3="http://schemas.microsoft.com/office/drawing/2016/5/9/chartex" xmlns:cx4="http://schemas.microsoft.com/office/drawing/2016/5/10/chartex" xmlns:cx5="http://schemas.microsoft.com/office/drawing/2016/5/11/chartex" xmlns:cx6="http://schemas.microsoft.com/office/drawing/2016/5/12/chartex" xmlns:cx7="http://schemas.microsoft.com/office/drawing/2016/5/13/chartex" xmlns:cx8="http://schemas.microsoft.com/office/drawing/2016/5/14/chartex" xmlns:mc="http://schemas.openxmlformats.org/markup-compatibility/2006" xmlns:aink="http://schemas.microsoft.com/office/drawing/2016/ink" xmlns:am3d="http://schemas.microsoft.com/office/drawing/2017/model3d" xmlns:o="urn:schemas-microsoft-com:office:office" xmlns:oel="http://schemas.microsoft.com/office/2019/extlst" xmlns:r="http://schemas.openxmlformats.org/officeDocument/2006/relationships" xmlns:m="http://schemas.openxmlformats.org/officeDocument/2006/math" xmlns:v="urn:schemas-microsoft-com:vml" xmlns:wp14="http://schemas.microsoft.com/office/word/2010/wordprocessingDrawing" xmlns:wp="http://schemas.openxmlformats.org/drawingml/2006/wordprocessingDrawing" xmlns:w10="urn:schemas-microsoft-com:office:word" xmlns:w="http://schemas.openxmlformats.org/wordprocessingml/2006/main" xmlns:w14="http://schemas.microsoft.com/office/word/2010/wordml" xmlns:w15="http://schemas.microsoft.com/office/word/2012/wordml" xmlns:w16cex="http://schemas.microsoft.com/office/word/2018/wordml/cex" xmlns:w16cid="http://schemas.microsoft.com/office/word/2016/wordml/cid" xmlns:w16="http://schemas.microsoft.com/office/word/2018/wordml" xmlns:w16du="http://schemas.microsoft.com/office/word/2023/wordml/word16du" xmlns:w16sdtdh="http://schemas.microsoft.com/office/word/2020/wordml/sdtdatahash" xmlns:w16sdtfl="http://schemas.microsoft.com/office/word/2024/wordml/sdtformatlock" xmlns:w16se="http://schemas.microsoft.com/office/word/2015/wordml/symex" xmlns:wpg="http://schemas.microsoft.com/office/word/2010/wordprocessingGroup" xmlns:wpi="http://schemas.microsoft.com/office/word/2010/wordprocessingInk" xmlns:wne="http://schemas.microsoft.com/office/word/2006/wordml" xmlns:wps="http://schemas.microsoft.com/office/word/2010/wordprocessingShape" mc:Ignorable="w14 w15 w16se w16cid w16 w16cex w16sdtdh w16sdtfl w16du wp14">
   <w:abstractNum w:abstractNumId="0" w15:restartNumberingAfterBreak="0">
     <w:nsid w:val="00000001"/>
     <w:multiLevelType w:val="hybridMultilevel"/>
@@ -1009,7 +969,7 @@
         <w:ind w:left="1440" w:hanging="360"/>
       </w:pPr>
     </w:lvl>
-    <w:lvl w:ilvl="2" w:tplc="0409001B" w:tentative="1">
+    <w:lvl w:ilvl="2" w:tplc="0409001B">
       <w:start w:val="1"/>
       <w:numFmt w:val="lowerRoman"/>
       <w:lvlText w:val="%3."/>
@@ -1018,7 +978,7 @@
         <w:ind w:left="2160" w:hanging="180"/>
       </w:pPr>
     </w:lvl>
-    <w:lvl w:ilvl="3" w:tplc="0409000F" w:tentative="1">
+    <w:lvl w:ilvl="3" w:tplc="0409000F">
       <w:start w:val="1"/>
       <w:numFmt w:val="decimal"/>
       <w:lvlText w:val="%4."/>
@@ -1083,11 +1043,11 @@
 </file>
 
 <file path=word/styles.xml><?xml version="1.0" encoding="utf-8"?>
-<w:styles xmlns:mc="http://schemas.openxmlformats.org/markup-compatibility/2006" xmlns:r="http://schemas.openxmlformats.org/officeDocument/2006/relationships" xmlns:w="http://schemas.openxmlformats.org/wordprocessingml/2006/main" xmlns:w14="http://schemas.microsoft.com/office/word/2010/wordml" xmlns:w15="http://schemas.microsoft.com/office/word/2012/wordml" xmlns:w16cex="http://schemas.microsoft.com/office/word/2018/wordml/cex" xmlns:w16cid="http://schemas.microsoft.com/office/word/2016/wordml/cid" xmlns:w16="http://schemas.microsoft.com/office/word/2018/wordml" xmlns:w16du="http://schemas.microsoft.com/office/word/2023/wordml/word16du" xmlns:w16sdtdh="http://schemas.microsoft.com/office/word/2020/wordml/sdtdatahash" xmlns:w16se="http://schemas.microsoft.com/office/word/2015/wordml/symex" mc:Ignorable="w14 w15 w16se w16cid w16 w16cex w16sdtdh w16du">
+<w:styles xmlns:mc="http://schemas.openxmlformats.org/markup-compatibility/2006" xmlns:r="http://schemas.openxmlformats.org/officeDocument/2006/relationships" xmlns:w="http://schemas.openxmlformats.org/wordprocessingml/2006/main" xmlns:w14="http://schemas.microsoft.com/office/word/2010/wordml" xmlns:w15="http://schemas.microsoft.com/office/word/2012/wordml" xmlns:w16cex="http://schemas.microsoft.com/office/word/2018/wordml/cex" xmlns:w16cid="http://schemas.microsoft.com/office/word/2016/wordml/cid" xmlns:w16="http://schemas.microsoft.com/office/word/2018/wordml" xmlns:w16du="http://schemas.microsoft.com/office/word/2023/wordml/word16du" xmlns:w16sdtdh="http://schemas.microsoft.com/office/word/2020/wordml/sdtdatahash" xmlns:w16sdtfl="http://schemas.microsoft.com/office/word/2024/wordml/sdtformatlock" xmlns:w16se="http://schemas.microsoft.com/office/word/2015/wordml/symex" mc:Ignorable="w14 w15 w16se w16cid w16 w16cex w16sdtdh w16sdtfl w16du">
   <w:docDefaults>
     <w:rPrDefault>
       <w:rPr>
-        <w:rFonts w:asciiTheme="minorHAnsi" w:hAnsiTheme="minorHAnsi" w:eastAsiaTheme="minorHAnsi" w:cstheme="minorBidi"/>
+        <w:rFonts w:asciiTheme="minorHAnsi" w:eastAsiaTheme="minorHAnsi" w:hAnsiTheme="minorHAnsi" w:cstheme="minorBidi"/>
         <w:sz w:val="24"/>
         <w:szCs w:val="24"/>
         <w:lang w:val="en-US" w:eastAsia="en-US" w:bidi="ar-SA"/>
@@ -1098,14 +1058,14 @@
   <w:latentStyles w:defLockedState="0" w:defUIPriority="99" w:defSemiHidden="0" w:defUnhideWhenUsed="0" w:defQFormat="0" w:count="376">
     <w:lsdException w:name="Normal" w:uiPriority="0" w:qFormat="1"/>
     <w:lsdException w:name="heading 1" w:uiPriority="9" w:qFormat="1"/>
-    <w:lsdException w:name="heading 2" w:uiPriority="9" w:semiHidden="1" w:unhideWhenUsed="1" w:qFormat="1"/>
-    <w:lsdException w:name="heading 3" w:uiPriority="9" w:semiHidden="1" w:unhideWhenUsed="1" w:qFormat="1"/>
-    <w:lsdException w:name="heading 4" w:uiPriority="9" w:semiHidden="1" w:unhideWhenUsed="1" w:qFormat="1"/>
-    <w:lsdException w:name="heading 5" w:uiPriority="9" w:semiHidden="1" w:unhideWhenUsed="1" w:qFormat="1"/>
-    <w:lsdException w:name="heading 6" w:uiPriority="9" w:semiHidden="1" w:unhideWhenUsed="1" w:qFormat="1"/>
-    <w:lsdException w:name="heading 7" w:uiPriority="9" w:semiHidden="1" w:unhideWhenUsed="1" w:qFormat="1"/>
-    <w:lsdException w:name="heading 8" w:uiPriority="9" w:semiHidden="1" w:unhideWhenUsed="1" w:qFormat="1"/>
-    <w:lsdException w:name="heading 9" w:uiPriority="9" w:semiHidden="1" w:unhideWhenUsed="1" w:qFormat="1"/>
+    <w:lsdException w:name="heading 2" w:semiHidden="1" w:uiPriority="9" w:unhideWhenUsed="1" w:qFormat="1"/>
+    <w:lsdException w:name="heading 3" w:semiHidden="1" w:uiPriority="9" w:unhideWhenUsed="1" w:qFormat="1"/>
+    <w:lsdException w:name="heading 4" w:semiHidden="1" w:uiPriority="9" w:unhideWhenUsed="1" w:qFormat="1"/>
+    <w:lsdException w:name="heading 5" w:semiHidden="1" w:uiPriority="9" w:unhideWhenUsed="1" w:qFormat="1"/>
+    <w:lsdException w:name="heading 6" w:semiHidden="1" w:uiPriority="9" w:unhideWhenUsed="1" w:qFormat="1"/>
+    <w:lsdException w:name="heading 7" w:semiHidden="1" w:uiPriority="9" w:unhideWhenUsed="1" w:qFormat="1"/>
+    <w:lsdException w:name="heading 8" w:semiHidden="1" w:uiPriority="9" w:unhideWhenUsed="1" w:qFormat="1"/>
+    <w:lsdException w:name="heading 9" w:semiHidden="1" w:uiPriority="9" w:unhideWhenUsed="1" w:qFormat="1"/>
     <w:lsdException w:name="index 1" w:semiHidden="1" w:unhideWhenUsed="1"/>
     <w:lsdException w:name="index 2" w:semiHidden="1" w:unhideWhenUsed="1"/>
     <w:lsdException w:name="index 3" w:semiHidden="1" w:unhideWhenUsed="1"/>
@@ -1115,22 +1075,22 @@
     <w:lsdException w:name="index 7" w:semiHidden="1" w:unhideWhenUsed="1"/>
     <w:lsdException w:name="index 8" w:semiHidden="1" w:unhideWhenUsed="1"/>
     <w:lsdException w:name="index 9" w:semiHidden="1" w:unhideWhenUsed="1"/>
-    <w:lsdException w:name="toc 1" w:uiPriority="39" w:semiHidden="1" w:unhideWhenUsed="1"/>
-    <w:lsdException w:name="toc 2" w:uiPriority="39" w:semiHidden="1" w:unhideWhenUsed="1"/>
-    <w:lsdException w:name="toc 3" w:uiPriority="39" w:semiHidden="1" w:unhideWhenUsed="1"/>
-    <w:lsdException w:name="toc 4" w:uiPriority="39" w:semiHidden="1" w:unhideWhenUsed="1"/>
-    <w:lsdException w:name="toc 5" w:uiPriority="39" w:semiHidden="1" w:unhideWhenUsed="1"/>
-    <w:lsdException w:name="toc 6" w:uiPriority="39" w:semiHidden="1" w:unhideWhenUsed="1"/>
-    <w:lsdException w:name="toc 7" w:uiPriority="39" w:semiHidden="1" w:unhideWhenUsed="1"/>
-    <w:lsdException w:name="toc 8" w:uiPriority="39" w:semiHidden="1" w:unhideWhenUsed="1"/>
-    <w:lsdException w:name="toc 9" w:uiPriority="39" w:semiHidden="1" w:unhideWhenUsed="1"/>
+    <w:lsdException w:name="toc 1" w:semiHidden="1" w:uiPriority="39" w:unhideWhenUsed="1"/>
+    <w:lsdException w:name="toc 2" w:semiHidden="1" w:uiPriority="39" w:unhideWhenUsed="1"/>
+    <w:lsdException w:name="toc 3" w:semiHidden="1" w:uiPriority="39" w:unhideWhenUsed="1"/>
+    <w:lsdException w:name="toc 4" w:semiHidden="1" w:uiPriority="39" w:unhideWhenUsed="1"/>
+    <w:lsdException w:name="toc 5" w:semiHidden="1" w:uiPriority="39" w:unhideWhenUsed="1"/>
+    <w:lsdException w:name="toc 6" w:semiHidden="1" w:uiPriority="39" w:unhideWhenUsed="1"/>
+    <w:lsdException w:name="toc 7" w:semiHidden="1" w:uiPriority="39" w:unhideWhenUsed="1"/>
+    <w:lsdException w:name="toc 8" w:semiHidden="1" w:uiPriority="39" w:unhideWhenUsed="1"/>
+    <w:lsdException w:name="toc 9" w:semiHidden="1" w:uiPriority="39" w:unhideWhenUsed="1"/>
     <w:lsdException w:name="Normal Indent" w:semiHidden="1" w:unhideWhenUsed="1"/>
     <w:lsdException w:name="footnote text" w:semiHidden="1" w:unhideWhenUsed="1"/>
     <w:lsdException w:name="annotation text" w:semiHidden="1" w:unhideWhenUsed="1"/>
     <w:lsdException w:name="header" w:semiHidden="1" w:unhideWhenUsed="1"/>
     <w:lsdException w:name="footer" w:semiHidden="1" w:unhideWhenUsed="1"/>
     <w:lsdException w:name="index heading" w:semiHidden="1" w:unhideWhenUsed="1"/>
-    <w:lsdException w:name="caption" w:uiPriority="35" w:semiHidden="1" w:unhideWhenUsed="1" w:qFormat="1"/>
+    <w:lsdException w:name="caption" w:semiHidden="1" w:uiPriority="35" w:unhideWhenUsed="1" w:qFormat="1"/>
     <w:lsdException w:name="table of figures" w:semiHidden="1" w:unhideWhenUsed="1"/>
     <w:lsdException w:name="envelope address" w:semiHidden="1" w:unhideWhenUsed="1"/>
     <w:lsdException w:name="envelope return" w:semiHidden="1" w:unhideWhenUsed="1"/>
@@ -1161,7 +1121,7 @@
     <w:lsdException w:name="Title" w:uiPriority="10" w:qFormat="1"/>
     <w:lsdException w:name="Closing" w:semiHidden="1" w:unhideWhenUsed="1"/>
     <w:lsdException w:name="Signature" w:semiHidden="1" w:unhideWhenUsed="1"/>
-    <w:lsdException w:name="Default Paragraph Font" w:uiPriority="1" w:semiHidden="1" w:unhideWhenUsed="1"/>
+    <w:lsdException w:name="Default Paragraph Font" w:semiHidden="1" w:uiPriority="1" w:unhideWhenUsed="1"/>
     <w:lsdException w:name="Body Text" w:semiHidden="1" w:unhideWhenUsed="1"/>
     <w:lsdException w:name="Body Text Indent" w:semiHidden="1" w:unhideWhenUsed="1"/>
     <w:lsdException w:name="List Continue" w:semiHidden="1" w:unhideWhenUsed="1"/>
@@ -1361,8 +1321,8 @@
     <w:lsdException w:name="Subtle Reference" w:uiPriority="31" w:qFormat="1"/>
     <w:lsdException w:name="Intense Reference" w:uiPriority="32" w:qFormat="1"/>
     <w:lsdException w:name="Book Title" w:uiPriority="33" w:qFormat="1"/>
-    <w:lsdException w:name="Bibliography" w:uiPriority="37" w:semiHidden="1" w:unhideWhenUsed="1"/>
-    <w:lsdException w:name="TOC Heading" w:uiPriority="39" w:semiHidden="1" w:unhideWhenUsed="1" w:qFormat="1"/>
+    <w:lsdException w:name="Bibliography" w:semiHidden="1" w:uiPriority="37" w:unhideWhenUsed="1"/>
+    <w:lsdException w:name="TOC Heading" w:semiHidden="1" w:uiPriority="39" w:unhideWhenUsed="1" w:qFormat="1"/>
     <w:lsdException w:name="Plain Table 1" w:uiPriority="41"/>
     <w:lsdException w:name="Plain Table 2" w:uiPriority="42"/>
     <w:lsdException w:name="Plain Table 3" w:uiPriority="43"/>
@@ -1473,7 +1433,7 @@
     <w:lsdException w:name="Unresolved Mention" w:semiHidden="1" w:unhideWhenUsed="1"/>
     <w:lsdException w:name="Smart Link" w:semiHidden="1" w:unhideWhenUsed="1"/>
   </w:latentStyles>
-  <w:style w:type="paragraph" w:styleId="Normal" w:default="1">
+  <w:style w:type="paragraph" w:default="1" w:styleId="Normal">
     <w:name w:val="Normal"/>
     <w:qFormat/>
   </w:style>
@@ -1492,7 +1452,7 @@
       <w:outlineLvl w:val="0"/>
     </w:pPr>
     <w:rPr>
-      <w:rFonts w:asciiTheme="majorHAnsi" w:hAnsiTheme="majorHAnsi" w:eastAsiaTheme="majorEastAsia" w:cstheme="majorBidi"/>
+      <w:rFonts w:asciiTheme="majorHAnsi" w:eastAsiaTheme="majorEastAsia" w:hAnsiTheme="majorHAnsi" w:cstheme="majorBidi"/>
       <w:color w:val="0F4761" w:themeColor="accent1" w:themeShade="BF"/>
       <w:sz w:val="40"/>
       <w:szCs w:val="40"/>
@@ -1515,7 +1475,7 @@
       <w:outlineLvl w:val="1"/>
     </w:pPr>
     <w:rPr>
-      <w:rFonts w:asciiTheme="majorHAnsi" w:hAnsiTheme="majorHAnsi" w:eastAsiaTheme="majorEastAsia" w:cstheme="majorBidi"/>
+      <w:rFonts w:asciiTheme="majorHAnsi" w:eastAsiaTheme="majorEastAsia" w:hAnsiTheme="majorHAnsi" w:cstheme="majorBidi"/>
       <w:color w:val="0F4761" w:themeColor="accent1" w:themeShade="BF"/>
       <w:sz w:val="32"/>
       <w:szCs w:val="32"/>
@@ -1674,12 +1634,13 @@
       <w:color w:val="272727" w:themeColor="text1" w:themeTint="D8"/>
     </w:rPr>
   </w:style>
-  <w:style w:type="character" w:styleId="DefaultParagraphFont" w:default="1">
+  <w:style w:type="character" w:default="1" w:styleId="DefaultParagraphFont">
     <w:name w:val="Default Paragraph Font"/>
     <w:uiPriority w:val="1"/>
+    <w:semiHidden/>
     <w:unhideWhenUsed/>
   </w:style>
-  <w:style w:type="table" w:styleId="TableNormal" w:default="1">
+  <w:style w:type="table" w:default="1" w:styleId="TableNormal">
     <w:name w:val="Normal Table"/>
     <w:uiPriority w:val="99"/>
     <w:semiHidden/>
@@ -1694,26 +1655,26 @@
       </w:tblCellMar>
     </w:tblPr>
   </w:style>
-  <w:style w:type="numbering" w:styleId="NoList" w:default="1">
+  <w:style w:type="numbering" w:default="1" w:styleId="NoList">
     <w:name w:val="No List"/>
     <w:uiPriority w:val="99"/>
     <w:semiHidden/>
     <w:unhideWhenUsed/>
   </w:style>
-  <w:style w:type="character" w:styleId="Heading1Char" w:customStyle="1">
+  <w:style w:type="character" w:customStyle="1" w:styleId="Heading1Char">
     <w:name w:val="Heading 1 Char"/>
     <w:basedOn w:val="DefaultParagraphFont"/>
     <w:link w:val="Heading1"/>
     <w:uiPriority w:val="9"/>
     <w:rsid w:val="00420924"/>
     <w:rPr>
-      <w:rFonts w:asciiTheme="majorHAnsi" w:hAnsiTheme="majorHAnsi" w:eastAsiaTheme="majorEastAsia" w:cstheme="majorBidi"/>
+      <w:rFonts w:asciiTheme="majorHAnsi" w:eastAsiaTheme="majorEastAsia" w:hAnsiTheme="majorHAnsi" w:cstheme="majorBidi"/>
       <w:color w:val="0F4761" w:themeColor="accent1" w:themeShade="BF"/>
       <w:sz w:val="40"/>
       <w:szCs w:val="40"/>
     </w:rPr>
   </w:style>
-  <w:style w:type="character" w:styleId="Heading2Char" w:customStyle="1">
+  <w:style w:type="character" w:customStyle="1" w:styleId="Heading2Char">
     <w:name w:val="Heading 2 Char"/>
     <w:basedOn w:val="DefaultParagraphFont"/>
     <w:link w:val="Heading2"/>
@@ -1721,13 +1682,13 @@
     <w:semiHidden/>
     <w:rsid w:val="00420924"/>
     <w:rPr>
-      <w:rFonts w:asciiTheme="majorHAnsi" w:hAnsiTheme="majorHAnsi" w:eastAsiaTheme="majorEastAsia" w:cstheme="majorBidi"/>
+      <w:rFonts w:asciiTheme="majorHAnsi" w:eastAsiaTheme="majorEastAsia" w:hAnsiTheme="majorHAnsi" w:cstheme="majorBidi"/>
       <w:color w:val="0F4761" w:themeColor="accent1" w:themeShade="BF"/>
       <w:sz w:val="32"/>
       <w:szCs w:val="32"/>
     </w:rPr>
   </w:style>
-  <w:style w:type="character" w:styleId="Heading3Char" w:customStyle="1">
+  <w:style w:type="character" w:customStyle="1" w:styleId="Heading3Char">
     <w:name w:val="Heading 3 Char"/>
     <w:basedOn w:val="DefaultParagraphFont"/>
     <w:link w:val="Heading3"/>
@@ -1741,7 +1702,7 @@
       <w:szCs w:val="28"/>
     </w:rPr>
   </w:style>
-  <w:style w:type="character" w:styleId="Heading4Char" w:customStyle="1">
+  <w:style w:type="character" w:customStyle="1" w:styleId="Heading4Char">
     <w:name w:val="Heading 4 Char"/>
     <w:basedOn w:val="DefaultParagraphFont"/>
     <w:link w:val="Heading4"/>
@@ -1755,7 +1716,7 @@
       <w:color w:val="0F4761" w:themeColor="accent1" w:themeShade="BF"/>
     </w:rPr>
   </w:style>
-  <w:style w:type="character" w:styleId="Heading5Char" w:customStyle="1">
+  <w:style w:type="character" w:customStyle="1" w:styleId="Heading5Char">
     <w:name w:val="Heading 5 Char"/>
     <w:basedOn w:val="DefaultParagraphFont"/>
     <w:link w:val="Heading5"/>
@@ -1767,7 +1728,7 @@
       <w:color w:val="0F4761" w:themeColor="accent1" w:themeShade="BF"/>
     </w:rPr>
   </w:style>
-  <w:style w:type="character" w:styleId="Heading6Char" w:customStyle="1">
+  <w:style w:type="character" w:customStyle="1" w:styleId="Heading6Char">
     <w:name w:val="Heading 6 Char"/>
     <w:basedOn w:val="DefaultParagraphFont"/>
     <w:link w:val="Heading6"/>
@@ -1781,7 +1742,7 @@
       <w:color w:val="595959" w:themeColor="text1" w:themeTint="A6"/>
     </w:rPr>
   </w:style>
-  <w:style w:type="character" w:styleId="Heading7Char" w:customStyle="1">
+  <w:style w:type="character" w:customStyle="1" w:styleId="Heading7Char">
     <w:name w:val="Heading 7 Char"/>
     <w:basedOn w:val="DefaultParagraphFont"/>
     <w:link w:val="Heading7"/>
@@ -1793,7 +1754,7 @@
       <w:color w:val="595959" w:themeColor="text1" w:themeTint="A6"/>
     </w:rPr>
   </w:style>
-  <w:style w:type="character" w:styleId="Heading8Char" w:customStyle="1">
+  <w:style w:type="character" w:customStyle="1" w:styleId="Heading8Char">
     <w:name w:val="Heading 8 Char"/>
     <w:basedOn w:val="DefaultParagraphFont"/>
     <w:link w:val="Heading8"/>
@@ -1807,7 +1768,7 @@
       <w:color w:val="272727" w:themeColor="text1" w:themeTint="D8"/>
     </w:rPr>
   </w:style>
-  <w:style w:type="character" w:styleId="Heading9Char" w:customStyle="1">
+  <w:style w:type="character" w:customStyle="1" w:styleId="Heading9Char">
     <w:name w:val="Heading 9 Char"/>
     <w:basedOn w:val="DefaultParagraphFont"/>
     <w:link w:val="Heading9"/>
@@ -1832,21 +1793,21 @@
       <w:contextualSpacing/>
     </w:pPr>
     <w:rPr>
-      <w:rFonts w:asciiTheme="majorHAnsi" w:hAnsiTheme="majorHAnsi" w:eastAsiaTheme="majorEastAsia" w:cstheme="majorBidi"/>
+      <w:rFonts w:asciiTheme="majorHAnsi" w:eastAsiaTheme="majorEastAsia" w:hAnsiTheme="majorHAnsi" w:cstheme="majorBidi"/>
       <w:spacing w:val="-10"/>
       <w:kern w:val="28"/>
       <w:sz w:val="56"/>
       <w:szCs w:val="56"/>
     </w:rPr>
   </w:style>
-  <w:style w:type="character" w:styleId="TitleChar" w:customStyle="1">
+  <w:style w:type="character" w:customStyle="1" w:styleId="TitleChar">
     <w:name w:val="Title Char"/>
     <w:basedOn w:val="DefaultParagraphFont"/>
     <w:link w:val="Title"/>
     <w:uiPriority w:val="10"/>
     <w:rsid w:val="00420924"/>
     <w:rPr>
-      <w:rFonts w:asciiTheme="majorHAnsi" w:hAnsiTheme="majorHAnsi" w:eastAsiaTheme="majorEastAsia" w:cstheme="majorBidi"/>
+      <w:rFonts w:asciiTheme="majorHAnsi" w:eastAsiaTheme="majorEastAsia" w:hAnsiTheme="majorHAnsi" w:cstheme="majorBidi"/>
       <w:spacing w:val="-10"/>
       <w:kern w:val="28"/>
       <w:sz w:val="56"/>
@@ -1875,7 +1836,7 @@
       <w:szCs w:val="28"/>
     </w:rPr>
   </w:style>
-  <w:style w:type="character" w:styleId="SubtitleChar" w:customStyle="1">
+  <w:style w:type="character" w:customStyle="1" w:styleId="SubtitleChar">
     <w:name w:val="Subtitle Char"/>
     <w:basedOn w:val="DefaultParagraphFont"/>
     <w:link w:val="Subtitle"/>
@@ -1907,7 +1868,7 @@
       <w:color w:val="404040" w:themeColor="text1" w:themeTint="BF"/>
     </w:rPr>
   </w:style>
-  <w:style w:type="character" w:styleId="QuoteChar" w:customStyle="1">
+  <w:style w:type="character" w:customStyle="1" w:styleId="QuoteChar">
     <w:name w:val="Quote Char"/>
     <w:basedOn w:val="DefaultParagraphFont"/>
     <w:link w:val="Quote"/>
@@ -1952,8 +1913,8 @@
     <w:rsid w:val="00420924"/>
     <w:pPr>
       <w:pBdr>
-        <w:top w:val="single" w:color="0F4761" w:themeColor="accent1" w:themeShade="BF" w:sz="4" w:space="10"/>
-        <w:bottom w:val="single" w:color="0F4761" w:themeColor="accent1" w:themeShade="BF" w:sz="4" w:space="10"/>
+        <w:top w:val="single" w:sz="4" w:space="10" w:color="0F4761" w:themeColor="accent1" w:themeShade="BF"/>
+        <w:bottom w:val="single" w:sz="4" w:space="10" w:color="0F4761" w:themeColor="accent1" w:themeShade="BF"/>
       </w:pBdr>
       <w:spacing w:before="360" w:after="360"/>
       <w:ind w:left="864" w:right="864"/>
@@ -1965,7 +1926,7 @@
       <w:color w:val="0F4761" w:themeColor="accent1" w:themeShade="BF"/>
     </w:rPr>
   </w:style>
-  <w:style w:type="character" w:styleId="IntenseQuoteChar" w:customStyle="1">
+  <w:style w:type="character" w:customStyle="1" w:styleId="IntenseQuoteChar">
     <w:name w:val="Intense Quote Char"/>
     <w:basedOn w:val="DefaultParagraphFont"/>
     <w:link w:val="IntenseQuote"/>
